--- a/Quy_Trinh_Tu_Dong_Hoa_Bao_Cao_SellIn_Vikoda.docx
+++ b/Quy_Trinh_Tu_Dong_Hoa_Bao_Cao_SellIn_Vikoda.docx
@@ -213,7 +213,7 @@
                 <w:color w:val="0F172A"/>
                 <w:sz w:val="19"/>
               </w:rPr>
-              <w:t>GitHub Actions Cloud Server (Chạy ngầm Python 3.11 trong 30-45 giây)</w:t>
+              <w:t>GitHub Actions Cloud Server (Python 3.12; CI kiểm thử trước khi phát hành)</w:t>
             </w:r>
           </w:p>
         </w:tc>
@@ -303,7 +303,7 @@
                 <w:color w:val="0F172A"/>
                 <w:sz w:val="19"/>
               </w:rPr>
-              <w:t>https://huanpro1239.github.io/vikoda-sellin-dashboard/ (Mật khẩu: vikoda1979)</w:t>
+              <w:t>URL nội bộ do quản trị viên cấp; bắt buộc xác thực phía server/Entra ID trước dữ liệu mật</w:t>
             </w:r>
           </w:p>
         </w:tc>
@@ -677,9 +677,9 @@
                 <w:color w:val="1E293B"/>
                 <w:sz w:val="19"/>
               </w:rPr>
-              <w:t>Web Dashboard 24/7</w:t>
+              <w:t>Web Dashboard nội bộ</w:t>
               <w:br/>
-              <w:t>(Xuất bản &amp; Điều hành)</w:t>
+              <w:t>(Phê duyệt &amp; Điều hành)</w:t>
             </w:r>
           </w:p>
         </w:tc>
@@ -700,7 +700,7 @@
                 <w:color w:val="334155"/>
                 <w:sz w:val="19"/>
               </w:rPr>
-              <w:t>Tự động xuất bản phiên bản mới lên GitHub Pages. Ban Giám Đốc và Quản lý vùng mở link web xem báo cáo ngay trên điện thoại hoặc máy tính.</w:t>
+              <w:t>Chỉ phát hành artifact đã đạt quality gate lên hosting doanh nghiệp có xác thực thật. Ban Giám Đốc và Quản lý vùng dùng URL nội bộ do IT cấp.</w:t>
             </w:r>
           </w:p>
         </w:tc>
@@ -852,7 +852,7 @@
         <w:spacing w:after="120"/>
       </w:pPr>
       <w:r>
-        <w:t>Giao diện Web Dashboard được thiết kế theo tiêu chuẩn Executive Dashboard chuyên nghiệp, hỗ trợ 100% các thiết bị Điện thoại (iPhone/Android) và Máy tính bảng/Laptop:</w:t>
+        <w:t>Giao diện Web Dashboard được thiết kế theo tiêu chuẩn Executive Dashboard chuyên nghiệp, thiết kế responsive cho các trình duyệt hiện đại trên điện thoại, máy tính bảng và laptop:</w:t>
       </w:r>
     </w:p>
     <w:p>
@@ -865,13 +865,13 @@
           <w:b/>
           <w:color w:val="0F172A"/>
         </w:rPr>
-        <w:t xml:space="preserve">Màn hình bảo mật (Security Gate): </w:t>
+        <w:t xml:space="preserve">Ranh giới truy cập: </w:t>
       </w:r>
       <w:r>
         <w:rPr>
           <w:color w:val="334155"/>
         </w:rPr>
-        <w:t>Bảo vệ báo cáo bằng mã hóa SHA-256 (Mật khẩu mặc định: vikoda1979), có tùy chọn 'Ghi nhớ đăng nhập trên thiết bị này'.</w:t>
+        <w:t>Prompt/hash JavaScript chỉ hỗ trợ trải nghiệm cục bộ, không phải access control. Dữ liệu nội bộ phải nằm sau xác thực phía server hoặc identity-aware proxy.</w:t>
       </w:r>
     </w:p>
     <w:p>
@@ -1120,7 +1120,7 @@
                 <w:color w:val="16A34A"/>
                 <w:sz w:val="19"/>
               </w:rPr>
-              <w:t>Tự động 100% trong vòng 30 - 45 giây</w:t>
+              <w:t>Tự động theo quy mô dữ liệu; có log, timeout và báo lỗi rõ ràng</w:t>
             </w:r>
           </w:p>
         </w:tc>
@@ -1254,7 +1254,7 @@
                 <w:color w:val="16A34A"/>
                 <w:sz w:val="19"/>
               </w:rPr>
-              <w:t>Mở trên điện thoại di động, máy tính bảng, PC 24/7</w:t>
+              <w:t>Trình duyệt hiện đại trên điện thoại, máy tính bảng và PC qua URL nội bộ</w:t>
             </w:r>
           </w:p>
         </w:tc>
@@ -1278,7 +1278,7 @@
                 <w:color w:val="1E293B"/>
                 <w:sz w:val="19"/>
               </w:rPr>
-              <w:t>Chi phí bản quyền phần mềm</w:t>
+              <w:t>Chi phí vận hành</w:t>
             </w:r>
           </w:p>
         </w:tc>
@@ -1299,7 +1299,7 @@
                 <w:color w:val="64748B"/>
                 <w:sz w:val="19"/>
               </w:rPr>
-              <w:t>Tốn phí mua Power BI Pro ($10/người/tháng)</w:t>
+              <w:t>Phụ thuộc license và thao tác thủ công</w:t>
             </w:r>
           </w:p>
         </w:tc>
@@ -1321,7 +1321,7 @@
                 <w:color w:val="16A34A"/>
                 <w:sz w:val="19"/>
               </w:rPr>
-              <w:t>0đ chi phí (GitHub Pages &amp; Power Automate sẵn có)</w:t>
+              <w:t>Theo license Microsoft/GitHub và hosting doanh nghiệp; cần được IT xác nhận</w:t>
             </w:r>
           </w:p>
         </w:tc>
@@ -1388,7 +1388,7 @@
                 <w:color w:val="16A34A"/>
                 <w:sz w:val="19"/>
               </w:rPr>
-              <w:t>Chuẩn hóa thuật toán Python, kiểm thử tự động 174 test</w:t>
+              <w:t>Chuẩn hóa Python, đối soát quality gate và bộ kiểm thử Python/JavaScript trong CI</w:t>
             </w:r>
           </w:p>
         </w:tc>
